--- a/public/horus-procedures/FSP-26_تطوير_وتطبيق_خطة_تحليل_المخاطر_وتحديد_النقاط_الحرج.docx
+++ b/public/horus-procedures/FSP-26_تطوير_وتطبيق_خطة_تحليل_المخاطر_وتحديد_النقاط_الحرج.docx
@@ -9,22 +9,22 @@
         </w:pict>
       </w:r>
     </w:p>
-    <w:bookmarkStart w:id="10" w:name="شركة-حورس-لإنتاج-وتعبئة-المياه-الطبيعية"/>
+    <w:bookmarkStart w:id="10" w:name="شركة-لإنتاج-وتعبئة-المياه-الطبيعية"/>
     <w:p>
       <w:pPr>
         <w:pStyle w:val="Heading1"/>
       </w:pPr>
       <w:r>
-        <w:t xml:space="preserve">شركة حورس لإنتاج وتعبئة المياه الطبيعية</w:t>
-      </w:r>
-    </w:p>
-    <w:bookmarkStart w:id="9" w:name="horus-natural-water-co."/>
+        <w:t xml:space="preserve">شركة لإنتاج وتعبئة المياه الطبيعية</w:t>
+      </w:r>
+    </w:p>
+    <w:bookmarkStart w:id="9" w:name="company-co."/>
     <w:p>
       <w:pPr>
         <w:pStyle w:val="Heading2"/>
       </w:pPr>
       <w:r>
-        <w:t xml:space="preserve">Horus Natural Water Co.</w:t>
+        <w:t xml:space="preserve">Company Co.</w:t>
       </w:r>
     </w:p>
     <w:p>
@@ -332,7 +332,7 @@
         <w:pStyle w:val="FirstParagraph"/>
       </w:pPr>
       <w:r>
-        <w:t xml:space="preserve">يطبق هذا الإجراء على جميع مراحل سلسلة الغذاء داخل منشأة Horus لإنتاج وتعبئة المياه الطبيعية، والتي تشمل استلام المواد الخام (المياه الجوفية ومواد التعبئة والتغليف)، عمليات المعالجة (الترشيح، التعقيم، التناضح العكسي)، التعبئة، التخزين، وأي عملية أخرى قد تؤثر على سلامة منتجات الشركة من المياه الطبيعية المعبأة بمختلف السعات (330 مل، 600 مل، 1.5 لتر، 5 لتر، وجوالين 19 لتر).</w:t>
+        <w:t xml:space="preserve">يطبق هذا الإجراء على جميع مراحل سلسلة الغذاء داخل منشأة Company لإنتاج وتعبئة المياه الطبيعية، والتي تشمل استلام المواد الخام (المياه الجوفية ومواد التعبئة والتغليف)، عمليات المعالجة (الترشيح، التعقيم، التناضح العكسي)، التعبئة، التخزين، وأي عملية أخرى قد تؤثر على سلامة منتجات الشركة من المياه الطبيعية المعبأة بمختلف السعات (330 مل، 600 مل، 1.5 لتر، 5 لتر، وجوالين 19 لتر).</w:t>
       </w:r>
     </w:p>
     <w:bookmarkEnd w:id="13"/>

--- a/public/horus-procedures/FSP-26_تطوير_وتطبيق_خطة_تحليل_المخاطر_وتحديد_النقاط_الحرج.docx
+++ b/public/horus-procedures/FSP-26_تطوير_وتطبيق_خطة_تحليل_المخاطر_وتحديد_النقاط_الحرج.docx
@@ -9,13 +9,13 @@
         </w:pict>
       </w:r>
     </w:p>
-    <w:bookmarkStart w:id="10" w:name="شركة-لإنتاج-وتعبئة-المياه-الطبيعية"/>
+    <w:bookmarkStart w:id="10" w:name="X03cef4314b8aa390e318dc4a1235d0ccb9e0c3a"/>
     <w:p>
       <w:pPr>
         <w:pStyle w:val="Heading1"/>
       </w:pPr>
       <w:r>
-        <w:t xml:space="preserve">شركة لإنتاج وتعبئة المياه الطبيعية</w:t>
+        <w:t xml:space="preserve">شركة الأزواك لإنتاج وتعبئة المياه الطبيعية</w:t>
       </w:r>
     </w:p>
     <w:bookmarkStart w:id="9" w:name="company-co."/>
